--- a/TranPhuongTri_22637261.docx
+++ b/TranPhuongTri_22637261.docx
@@ -1,10 +1,261 @@
 
 <file path=word/document.xml><?xml version="1.0" encoding="utf-8"?>
-<w:document xmlns:wpc="http://schemas.microsoft.com/office/word/2010/wordprocessingCanvas" xmlns:mc="http://schemas.openxmlformats.org/markup-compatibility/2006" xmlns:o="urn:schemas-microsoft-com:office:office" xmlns:r="http://schemas.openxmlformats.org/officeDocument/2006/relationships" xmlns:m="http://schemas.openxmlformats.org/officeDocument/2006/math" xmlns:v="urn:schemas-microsoft-com:vml" xmlns:wp14="http://schemas.microsoft.com/office/word/2010/wordprocessingDrawing" xmlns:wp="http://schemas.openxmlformats.org/drawingml/2006/wordprocessingDrawing" xmlns:w10="urn:schemas-microsoft-com:office:word" xmlns:w="http://schemas.openxmlformats.org/wordprocessingml/2006/main" xmlns:w14="http://schemas.microsoft.com/office/word/2010/wordml" xmlns:w15="http://schemas.microsoft.com/office/word/2012/wordml" xmlns:wpg="http://schemas.microsoft.com/office/word/2010/wordprocessingGroup" xmlns:wpi="http://schemas.microsoft.com/office/word/2010/wordprocessingInk" xmlns:wne="http://schemas.microsoft.com/office/word/2006/wordml" xmlns:wps="http://schemas.microsoft.com/office/word/2010/wordprocessingShape" mc:Ignorable="w14 w15 wp14">
+<w:document xmlns:wpc="http://schemas.microsoft.com/office/word/2010/wordprocessingCanvas" xmlns:cx="http://schemas.microsoft.com/office/drawing/2014/chartex" xmlns:cx1="http://schemas.microsoft.com/office/drawing/2015/9/8/chartex" xmlns:cx2="http://schemas.microsoft.com/office/drawing/2015/10/21/chartex" xmlns:cx3="http://schemas.microsoft.com/office/drawing/2016/5/9/chartex" xmlns:cx4="http://schemas.microsoft.com/office/drawing/2016/5/10/chartex" xmlns:cx5="http://schemas.microsoft.com/office/drawing/2016/5/11/chartex" xmlns:cx6="http://schemas.microsoft.com/office/drawing/2016/5/12/chartex" xmlns:cx7="http://schemas.microsoft.com/office/drawing/2016/5/13/chartex" xmlns:cx8="http://schemas.microsoft.com/office/drawing/2016/5/14/chartex" xmlns:mc="http://schemas.openxmlformats.org/markup-compatibility/2006" xmlns:aink="http://schemas.microsoft.com/office/drawing/2016/ink" xmlns:am3d="http://schemas.microsoft.com/office/drawing/2017/model3d" xmlns:o="urn:schemas-microsoft-com:office:office" xmlns:oel="http://schemas.microsoft.com/office/2019/extlst" xmlns:r="http://schemas.openxmlformats.org/officeDocument/2006/relationships" xmlns:m="http://schemas.openxmlformats.org/officeDocument/2006/math" xmlns:v="urn:schemas-microsoft-com:vml" xmlns:wp14="http://schemas.microsoft.com/office/word/2010/wordprocessingDrawing" xmlns:wp="http://schemas.openxmlformats.org/drawingml/2006/wordprocessingDrawing" xmlns:w10="urn:schemas-microsoft-com:office:word" xmlns:w="http://schemas.openxmlformats.org/wordprocessingml/2006/main" xmlns:w14="http://schemas.microsoft.com/office/word/2010/wordml" xmlns:w15="http://schemas.microsoft.com/office/word/2012/wordml" xmlns:w16cex="http://schemas.microsoft.com/office/word/2018/wordml/cex" xmlns:w16cid="http://schemas.microsoft.com/office/word/2016/wordml/cid" xmlns:w16="http://schemas.microsoft.com/office/word/2018/wordml" xmlns:w16du="http://schemas.microsoft.com/office/word/2023/wordml/word16du" xmlns:w16sdtdh="http://schemas.microsoft.com/office/word/2020/wordml/sdtdatahash" xmlns:w16sdtfl="http://schemas.microsoft.com/office/word/2024/wordml/sdtformatlock" xmlns:w16se="http://schemas.microsoft.com/office/word/2015/wordml/symex" xmlns:wpg="http://schemas.microsoft.com/office/word/2010/wordprocessingGroup" xmlns:wpi="http://schemas.microsoft.com/office/word/2010/wordprocessingInk" xmlns:wne="http://schemas.microsoft.com/office/word/2006/wordml" xmlns:wps="http://schemas.microsoft.com/office/word/2010/wordprocessingShape" mc:Ignorable="w14 w15 w16se w16cid w16 w16cex w16sdtdh w16sdtfl w16du wp14">
   <w:body>
     <w:p>
-      <w:bookmarkStart w:id="0" w:name="_GoBack"/>
-      <w:bookmarkEnd w:id="0"/>
+      <w:pPr>
+        <w:jc w:val="both"/>
+        <w:rPr>
+          <w:rFonts w:ascii="Times New Roman" w:hAnsi="Times New Roman" w:cs="Times New Roman"/>
+          <w:sz w:val="28"/>
+          <w:szCs w:val="28"/>
+        </w:rPr>
+      </w:pPr>
+      <w:r>
+        <w:rPr>
+          <w:rFonts w:ascii="Times New Roman" w:hAnsi="Times New Roman" w:cs="Times New Roman"/>
+          <w:sz w:val="28"/>
+          <w:szCs w:val="28"/>
+        </w:rPr>
+        <w:t>RabbitMQ:</w:t>
+      </w:r>
+    </w:p>
+    <w:p>
+      <w:pPr>
+        <w:jc w:val="both"/>
+        <w:rPr>
+          <w:rFonts w:ascii="Times New Roman" w:hAnsi="Times New Roman" w:cs="Times New Roman"/>
+          <w:b/>
+          <w:bCs/>
+          <w:sz w:val="28"/>
+          <w:szCs w:val="28"/>
+        </w:rPr>
+      </w:pPr>
+      <w:r>
+        <w:rPr>
+          <w:rFonts w:ascii="Times New Roman" w:hAnsi="Times New Roman" w:cs="Times New Roman"/>
+          <w:b/>
+          <w:bCs/>
+          <w:noProof/>
+          <w:sz w:val="28"/>
+          <w:szCs w:val="28"/>
+        </w:rPr>
+        <w:drawing>
+          <wp:inline distT="0" distB="0" distL="0" distR="0" wp14:anchorId="1C1ACD04" wp14:editId="11C3FB22">
+            <wp:extent cx="6134100" cy="3223260"/>
+            <wp:effectExtent l="0" t="0" r="0" b="0"/>
+            <wp:docPr id="2" name="Picture 2"/>
+            <wp:cNvGraphicFramePr>
+              <a:graphicFrameLocks xmlns:a="http://schemas.openxmlformats.org/drawingml/2006/main" noChangeAspect="1"/>
+            </wp:cNvGraphicFramePr>
+            <a:graphic xmlns:a="http://schemas.openxmlformats.org/drawingml/2006/main">
+              <a:graphicData uri="http://schemas.openxmlformats.org/drawingml/2006/picture">
+                <pic:pic xmlns:pic="http://schemas.openxmlformats.org/drawingml/2006/picture">
+                  <pic:nvPicPr>
+                    <pic:cNvPr id="2" name="Picture 2"/>
+                    <pic:cNvPicPr>
+                      <a:picLocks noChangeAspect="1"/>
+                    </pic:cNvPicPr>
+                  </pic:nvPicPr>
+                  <pic:blipFill rotWithShape="1">
+                    <a:blip r:embed="rId6"/>
+                    <a:srcRect l="1" t="2704" r="-375" b="4811"/>
+                    <a:stretch>
+                      <a:fillRect/>
+                    </a:stretch>
+                  </pic:blipFill>
+                  <pic:spPr bwMode="auto">
+                    <a:xfrm>
+                      <a:off x="0" y="0"/>
+                      <a:ext cx="6134100" cy="3223260"/>
+                    </a:xfrm>
+                    <a:prstGeom prst="rect">
+                      <a:avLst/>
+                    </a:prstGeom>
+                    <a:ln>
+                      <a:noFill/>
+                    </a:ln>
+                    <a:extLst>
+                      <a:ext uri="{53640926-AAD7-44D8-BBD7-CCE9431645EC}">
+                        <a14:shadowObscured xmlns:a14="http://schemas.microsoft.com/office/drawing/2010/main"/>
+                      </a:ext>
+                    </a:extLst>
+                  </pic:spPr>
+                </pic:pic>
+              </a:graphicData>
+            </a:graphic>
+          </wp:inline>
+        </w:drawing>
+      </w:r>
+    </w:p>
+    <w:p>
+      <w:pPr>
+        <w:jc w:val="both"/>
+        <w:rPr>
+          <w:rFonts w:ascii="Times New Roman" w:hAnsi="Times New Roman" w:cs="Times New Roman"/>
+          <w:b/>
+          <w:bCs/>
+          <w:sz w:val="28"/>
+          <w:szCs w:val="28"/>
+        </w:rPr>
+      </w:pPr>
+    </w:p>
+    <w:p>
+      <w:pPr>
+        <w:jc w:val="both"/>
+        <w:rPr>
+          <w:rFonts w:ascii="Times New Roman" w:hAnsi="Times New Roman" w:cs="Times New Roman"/>
+          <w:sz w:val="28"/>
+          <w:szCs w:val="28"/>
+        </w:rPr>
+      </w:pPr>
+      <w:r>
+        <w:rPr>
+          <w:rFonts w:ascii="Times New Roman" w:hAnsi="Times New Roman" w:cs="Times New Roman"/>
+          <w:sz w:val="28"/>
+          <w:szCs w:val="28"/>
+        </w:rPr>
+        <w:t>Test api:</w:t>
+      </w:r>
+    </w:p>
+    <w:p>
+      <w:pPr>
+        <w:jc w:val="both"/>
+        <w:rPr>
+          <w:rFonts w:ascii="Times New Roman" w:hAnsi="Times New Roman" w:cs="Times New Roman"/>
+          <w:b/>
+          <w:bCs/>
+          <w:sz w:val="28"/>
+          <w:szCs w:val="28"/>
+        </w:rPr>
+      </w:pPr>
+      <w:r>
+        <w:rPr>
+          <w:rFonts w:ascii="Times New Roman" w:hAnsi="Times New Roman" w:cs="Times New Roman"/>
+          <w:b/>
+          <w:bCs/>
+          <w:noProof/>
+          <w:sz w:val="28"/>
+          <w:szCs w:val="28"/>
+        </w:rPr>
+        <w:drawing>
+          <wp:inline distT="0" distB="0" distL="0" distR="0" wp14:anchorId="38A7EAFE" wp14:editId="1CEEDDE1">
+            <wp:extent cx="5943600" cy="446405"/>
+            <wp:effectExtent l="0" t="0" r="0" b="10795"/>
+            <wp:docPr id="4" name="Picture 4"/>
+            <wp:cNvGraphicFramePr>
+              <a:graphicFrameLocks xmlns:a="http://schemas.openxmlformats.org/drawingml/2006/main" noChangeAspect="1"/>
+            </wp:cNvGraphicFramePr>
+            <a:graphic xmlns:a="http://schemas.openxmlformats.org/drawingml/2006/main">
+              <a:graphicData uri="http://schemas.openxmlformats.org/drawingml/2006/picture">
+                <pic:pic xmlns:pic="http://schemas.openxmlformats.org/drawingml/2006/picture">
+                  <pic:nvPicPr>
+                    <pic:cNvPr id="4" name="Picture 4"/>
+                    <pic:cNvPicPr>
+                      <a:picLocks noChangeAspect="1"/>
+                    </pic:cNvPicPr>
+                  </pic:nvPicPr>
+                  <pic:blipFill>
+                    <a:blip r:embed="rId7"/>
+                    <a:stretch>
+                      <a:fillRect/>
+                    </a:stretch>
+                  </pic:blipFill>
+                  <pic:spPr>
+                    <a:xfrm>
+                      <a:off x="0" y="0"/>
+                      <a:ext cx="5943600" cy="446405"/>
+                    </a:xfrm>
+                    <a:prstGeom prst="rect">
+                      <a:avLst/>
+                    </a:prstGeom>
+                  </pic:spPr>
+                </pic:pic>
+              </a:graphicData>
+            </a:graphic>
+          </wp:inline>
+        </w:drawing>
+      </w:r>
+    </w:p>
+    <w:p>
+      <w:pPr>
+        <w:jc w:val="both"/>
+        <w:rPr>
+          <w:rFonts w:ascii="Times New Roman" w:hAnsi="Times New Roman" w:cs="Times New Roman"/>
+          <w:sz w:val="28"/>
+          <w:szCs w:val="28"/>
+        </w:rPr>
+      </w:pPr>
+      <w:r>
+        <w:rPr>
+          <w:rFonts w:ascii="Times New Roman" w:hAnsi="Times New Roman" w:cs="Times New Roman"/>
+          <w:sz w:val="28"/>
+          <w:szCs w:val="28"/>
+        </w:rPr>
+        <w:t>Queue:</w:t>
+      </w:r>
+    </w:p>
+    <w:p>
+      <w:pPr>
+        <w:rPr>
+          <w:lang w:val="vi-VN"/>
+        </w:rPr>
+      </w:pPr>
+      <w:r>
+        <w:rPr>
+          <w:rFonts w:ascii="Times New Roman" w:hAnsi="Times New Roman" w:cs="Times New Roman"/>
+          <w:noProof/>
+          <w:sz w:val="28"/>
+          <w:szCs w:val="28"/>
+        </w:rPr>
+        <w:lastRenderedPageBreak/>
+        <w:drawing>
+          <wp:inline distT="0" distB="0" distL="0" distR="0" wp14:anchorId="12C2BEC8" wp14:editId="7FAEE942">
+            <wp:extent cx="5943600" cy="3032760"/>
+            <wp:effectExtent l="0" t="0" r="0" b="0"/>
+            <wp:docPr id="6" name="Picture 6"/>
+            <wp:cNvGraphicFramePr>
+              <a:graphicFrameLocks xmlns:a="http://schemas.openxmlformats.org/drawingml/2006/main" noChangeAspect="1"/>
+            </wp:cNvGraphicFramePr>
+            <a:graphic xmlns:a="http://schemas.openxmlformats.org/drawingml/2006/main">
+              <a:graphicData uri="http://schemas.openxmlformats.org/drawingml/2006/picture">
+                <pic:pic xmlns:pic="http://schemas.openxmlformats.org/drawingml/2006/picture">
+                  <pic:nvPicPr>
+                    <pic:cNvPr id="6" name="Picture 6"/>
+                    <pic:cNvPicPr>
+                      <a:picLocks noChangeAspect="1"/>
+                    </pic:cNvPicPr>
+                  </pic:nvPicPr>
+                  <pic:blipFill rotWithShape="1">
+                    <a:blip r:embed="rId8"/>
+                    <a:srcRect l="1026" t="10260" r="-1026" b="3406"/>
+                    <a:stretch>
+                      <a:fillRect/>
+                    </a:stretch>
+                  </pic:blipFill>
+                  <pic:spPr bwMode="auto">
+                    <a:xfrm>
+                      <a:off x="0" y="0"/>
+                      <a:ext cx="5943600" cy="3032760"/>
+                    </a:xfrm>
+                    <a:prstGeom prst="rect">
+                      <a:avLst/>
+                    </a:prstGeom>
+                    <a:ln>
+                      <a:noFill/>
+                    </a:ln>
+                    <a:extLst>
+                      <a:ext uri="{53640926-AAD7-44D8-BBD7-CCE9431645EC}">
+                        <a14:shadowObscured xmlns:a14="http://schemas.microsoft.com/office/drawing/2010/main"/>
+                      </a:ext>
+                    </a:extLst>
+                  </pic:spPr>
+                </pic:pic>
+              </a:graphicData>
+            </a:graphic>
+          </wp:inline>
+        </w:drawing>
+      </w:r>
     </w:p>
     <w:sectPr>
       <w:pgSz w:w="12240" w:h="15840"/>
@@ -16,24 +267,68 @@
 </w:document>
 </file>
 
+<file path=word/endnotes.xml><?xml version="1.0" encoding="utf-8"?>
+<w:endnotes xmlns:wpc="http://schemas.microsoft.com/office/word/2010/wordprocessingCanvas" xmlns:cx="http://schemas.microsoft.com/office/drawing/2014/chartex" xmlns:cx1="http://schemas.microsoft.com/office/drawing/2015/9/8/chartex" xmlns:cx2="http://schemas.microsoft.com/office/drawing/2015/10/21/chartex" xmlns:cx3="http://schemas.microsoft.com/office/drawing/2016/5/9/chartex" xmlns:cx4="http://schemas.microsoft.com/office/drawing/2016/5/10/chartex" xmlns:cx5="http://schemas.microsoft.com/office/drawing/2016/5/11/chartex" xmlns:cx6="http://schemas.microsoft.com/office/drawing/2016/5/12/chartex" xmlns:cx7="http://schemas.microsoft.com/office/drawing/2016/5/13/chartex" xmlns:cx8="http://schemas.microsoft.com/office/drawing/2016/5/14/chartex" xmlns:mc="http://schemas.openxmlformats.org/markup-compatibility/2006" xmlns:aink="http://schemas.microsoft.com/office/drawing/2016/ink" xmlns:am3d="http://schemas.microsoft.com/office/drawing/2017/model3d" xmlns:o="urn:schemas-microsoft-com:office:office" xmlns:oel="http://schemas.microsoft.com/office/2019/extlst" xmlns:r="http://schemas.openxmlformats.org/officeDocument/2006/relationships" xmlns:m="http://schemas.openxmlformats.org/officeDocument/2006/math" xmlns:v="urn:schemas-microsoft-com:vml" xmlns:wp14="http://schemas.microsoft.com/office/word/2010/wordprocessingDrawing" xmlns:wp="http://schemas.openxmlformats.org/drawingml/2006/wordprocessingDrawing" xmlns:w10="urn:schemas-microsoft-com:office:word" xmlns:w="http://schemas.openxmlformats.org/wordprocessingml/2006/main" xmlns:w14="http://schemas.microsoft.com/office/word/2010/wordml" xmlns:w15="http://schemas.microsoft.com/office/word/2012/wordml" xmlns:w16cex="http://schemas.microsoft.com/office/word/2018/wordml/cex" xmlns:w16cid="http://schemas.microsoft.com/office/word/2016/wordml/cid" xmlns:w16="http://schemas.microsoft.com/office/word/2018/wordml" xmlns:w16du="http://schemas.microsoft.com/office/word/2023/wordml/word16du" xmlns:w16sdtdh="http://schemas.microsoft.com/office/word/2020/wordml/sdtdatahash" xmlns:w16sdtfl="http://schemas.microsoft.com/office/word/2024/wordml/sdtformatlock" xmlns:w16se="http://schemas.microsoft.com/office/word/2015/wordml/symex" xmlns:wpg="http://schemas.microsoft.com/office/word/2010/wordprocessingGroup" xmlns:wpi="http://schemas.microsoft.com/office/word/2010/wordprocessingInk" xmlns:wne="http://schemas.microsoft.com/office/word/2006/wordml" xmlns:wps="http://schemas.microsoft.com/office/word/2010/wordprocessingShape" mc:Ignorable="w14 w15 w16se w16cid w16 w16cex w16sdtdh w16sdtfl w16du wp14">
+  <w:endnote w:type="separator" w:id="-1">
+    <w:p>
+      <w:pPr>
+        <w:spacing w:line="240" w:lineRule="auto"/>
+      </w:pPr>
+      <w:r>
+        <w:separator/>
+      </w:r>
+    </w:p>
+  </w:endnote>
+  <w:endnote w:type="continuationSeparator" w:id="0">
+    <w:p>
+      <w:pPr>
+        <w:spacing w:line="240" w:lineRule="auto"/>
+      </w:pPr>
+      <w:r>
+        <w:continuationSeparator/>
+      </w:r>
+    </w:p>
+  </w:endnote>
+</w:endnotes>
+</file>
+
+<file path=word/footnotes.xml><?xml version="1.0" encoding="utf-8"?>
+<w:footnotes xmlns:wpc="http://schemas.microsoft.com/office/word/2010/wordprocessingCanvas" xmlns:cx="http://schemas.microsoft.com/office/drawing/2014/chartex" xmlns:cx1="http://schemas.microsoft.com/office/drawing/2015/9/8/chartex" xmlns:cx2="http://schemas.microsoft.com/office/drawing/2015/10/21/chartex" xmlns:cx3="http://schemas.microsoft.com/office/drawing/2016/5/9/chartex" xmlns:cx4="http://schemas.microsoft.com/office/drawing/2016/5/10/chartex" xmlns:cx5="http://schemas.microsoft.com/office/drawing/2016/5/11/chartex" xmlns:cx6="http://schemas.microsoft.com/office/drawing/2016/5/12/chartex" xmlns:cx7="http://schemas.microsoft.com/office/drawing/2016/5/13/chartex" xmlns:cx8="http://schemas.microsoft.com/office/drawing/2016/5/14/chartex" xmlns:mc="http://schemas.openxmlformats.org/markup-compatibility/2006" xmlns:aink="http://schemas.microsoft.com/office/drawing/2016/ink" xmlns:am3d="http://schemas.microsoft.com/office/drawing/2017/model3d" xmlns:o="urn:schemas-microsoft-com:office:office" xmlns:oel="http://schemas.microsoft.com/office/2019/extlst" xmlns:r="http://schemas.openxmlformats.org/officeDocument/2006/relationships" xmlns:m="http://schemas.openxmlformats.org/officeDocument/2006/math" xmlns:v="urn:schemas-microsoft-com:vml" xmlns:wp14="http://schemas.microsoft.com/office/word/2010/wordprocessingDrawing" xmlns:wp="http://schemas.openxmlformats.org/drawingml/2006/wordprocessingDrawing" xmlns:w10="urn:schemas-microsoft-com:office:word" xmlns:w="http://schemas.openxmlformats.org/wordprocessingml/2006/main" xmlns:w14="http://schemas.microsoft.com/office/word/2010/wordml" xmlns:w15="http://schemas.microsoft.com/office/word/2012/wordml" xmlns:w16cex="http://schemas.microsoft.com/office/word/2018/wordml/cex" xmlns:w16cid="http://schemas.microsoft.com/office/word/2016/wordml/cid" xmlns:w16="http://schemas.microsoft.com/office/word/2018/wordml" xmlns:w16du="http://schemas.microsoft.com/office/word/2023/wordml/word16du" xmlns:w16sdtdh="http://schemas.microsoft.com/office/word/2020/wordml/sdtdatahash" xmlns:w16sdtfl="http://schemas.microsoft.com/office/word/2024/wordml/sdtformatlock" xmlns:w16se="http://schemas.microsoft.com/office/word/2015/wordml/symex" xmlns:wpg="http://schemas.microsoft.com/office/word/2010/wordprocessingGroup" xmlns:wpi="http://schemas.microsoft.com/office/word/2010/wordprocessingInk" xmlns:wne="http://schemas.microsoft.com/office/word/2006/wordml" xmlns:wps="http://schemas.microsoft.com/office/word/2010/wordprocessingShape" mc:Ignorable="w14 w15 w16se w16cid w16 w16cex w16sdtdh w16sdtfl w16du wp14">
+  <w:footnote w:type="separator" w:id="-1">
+    <w:p>
+      <w:pPr>
+        <w:spacing w:after="0"/>
+      </w:pPr>
+      <w:r>
+        <w:separator/>
+      </w:r>
+    </w:p>
+  </w:footnote>
+  <w:footnote w:type="continuationSeparator" w:id="0">
+    <w:p>
+      <w:pPr>
+        <w:spacing w:after="0"/>
+      </w:pPr>
+      <w:r>
+        <w:continuationSeparator/>
+      </w:r>
+    </w:p>
+  </w:footnote>
+</w:footnotes>
+</file>
+
 <file path=word/styles.xml><?xml version="1.0" encoding="utf-8"?>
-<w:styles xmlns:mc="http://schemas.openxmlformats.org/markup-compatibility/2006" xmlns:r="http://schemas.openxmlformats.org/officeDocument/2006/relationships" xmlns:w="http://schemas.openxmlformats.org/wordprocessingml/2006/main" xmlns:w14="http://schemas.microsoft.com/office/word/2010/wordml" xmlns:w15="http://schemas.microsoft.com/office/word/2012/wordml" mc:Ignorable="w14 w15">
+<w:styles xmlns:mc="http://schemas.openxmlformats.org/markup-compatibility/2006" xmlns:r="http://schemas.openxmlformats.org/officeDocument/2006/relationships" xmlns:w="http://schemas.openxmlformats.org/wordprocessingml/2006/main" xmlns:w14="http://schemas.microsoft.com/office/word/2010/wordml" xmlns:w15="http://schemas.microsoft.com/office/word/2012/wordml" xmlns:w16cex="http://schemas.microsoft.com/office/word/2018/wordml/cex" xmlns:w16cid="http://schemas.microsoft.com/office/word/2016/wordml/cid" xmlns:w16="http://schemas.microsoft.com/office/word/2018/wordml" xmlns:w16du="http://schemas.microsoft.com/office/word/2023/wordml/word16du" xmlns:w16sdtdh="http://schemas.microsoft.com/office/word/2020/wordml/sdtdatahash" xmlns:w16sdtfl="http://schemas.microsoft.com/office/word/2024/wordml/sdtformatlock" xmlns:w16se="http://schemas.microsoft.com/office/word/2015/wordml/symex" mc:Ignorable="w14 w15 w16se w16cid w16 w16cex w16sdtdh w16sdtfl w16du">
   <w:docDefaults>
     <w:rPrDefault>
       <w:rPr>
         <w:rFonts w:asciiTheme="minorHAnsi" w:eastAsiaTheme="minorHAnsi" w:hAnsiTheme="minorHAnsi" w:cstheme="minorBidi"/>
-        <w:sz w:val="22"/>
-        <w:szCs w:val="22"/>
         <w:lang w:val="en-US" w:eastAsia="en-US" w:bidi="ar-SA"/>
       </w:rPr>
     </w:rPrDefault>
-    <w:pPrDefault>
-      <w:pPr>
-        <w:spacing w:after="160" w:line="259" w:lineRule="auto"/>
-      </w:pPr>
-    </w:pPrDefault>
+    <w:pPrDefault/>
   </w:docDefaults>
-  <w:latentStyles w:defLockedState="0" w:defUIPriority="99" w:defSemiHidden="0" w:defUnhideWhenUsed="0" w:defQFormat="0" w:count="371">
+  <w:latentStyles w:defLockedState="0" w:defUIPriority="99" w:defSemiHidden="0" w:defUnhideWhenUsed="0" w:defQFormat="0" w:count="376">
     <w:lsdException w:name="Normal" w:uiPriority="0" w:qFormat="1"/>
     <w:lsdException w:name="heading 1" w:uiPriority="9" w:qFormat="1"/>
     <w:lsdException w:name="heading 2" w:semiHidden="1" w:uiPriority="9" w:unhideWhenUsed="1" w:qFormat="1"/>
@@ -190,8 +485,8 @@
     <w:lsdException w:name="Balloon Text" w:semiHidden="1" w:unhideWhenUsed="1"/>
     <w:lsdException w:name="Table Grid" w:uiPriority="39"/>
     <w:lsdException w:name="Table Theme" w:semiHidden="1" w:unhideWhenUsed="1"/>
-    <w:lsdException w:name="Placeholder Text" w:semiHidden="1"/>
-    <w:lsdException w:name="No Spacing" w:uiPriority="1" w:qFormat="1"/>
+    <w:lsdException w:name="Placeholder Text" w:semiHidden="1" w:unhideWhenUsed="1"/>
+    <w:lsdException w:name="No Spacing" w:semiHidden="1" w:unhideWhenUsed="1"/>
     <w:lsdException w:name="Light Shading" w:uiPriority="60"/>
     <w:lsdException w:name="Light List" w:uiPriority="61"/>
     <w:lsdException w:name="Light Grid" w:uiPriority="62"/>
@@ -212,10 +507,10 @@
     <w:lsdException w:name="Medium Shading 1 Accent 1" w:uiPriority="63"/>
     <w:lsdException w:name="Medium Shading 2 Accent 1" w:uiPriority="64"/>
     <w:lsdException w:name="Medium List 1 Accent 1" w:uiPriority="65"/>
-    <w:lsdException w:name="Revision" w:semiHidden="1"/>
-    <w:lsdException w:name="List Paragraph" w:uiPriority="34" w:qFormat="1"/>
-    <w:lsdException w:name="Quote" w:uiPriority="29" w:qFormat="1"/>
-    <w:lsdException w:name="Intense Quote" w:uiPriority="30" w:qFormat="1"/>
+    <w:lsdException w:name="Revision" w:semiHidden="1" w:unhideWhenUsed="1"/>
+    <w:lsdException w:name="List Paragraph" w:semiHidden="1" w:unhideWhenUsed="1"/>
+    <w:lsdException w:name="Quote" w:semiHidden="1" w:unhideWhenUsed="1"/>
+    <w:lsdException w:name="Intense Quote" w:semiHidden="1" w:unhideWhenUsed="1"/>
     <w:lsdException w:name="Medium List 2 Accent 1" w:uiPriority="66"/>
     <w:lsdException w:name="Medium Grid 1 Accent 1" w:uiPriority="67"/>
     <w:lsdException w:name="Medium Grid 2 Accent 1" w:uiPriority="68"/>
@@ -405,10 +700,22 @@
     <w:lsdException w:name="List Table 5 Dark Accent 6" w:uiPriority="50"/>
     <w:lsdException w:name="List Table 6 Colorful Accent 6" w:uiPriority="51"/>
     <w:lsdException w:name="List Table 7 Colorful Accent 6" w:uiPriority="52"/>
+    <w:lsdException w:name="Mention" w:semiHidden="1" w:unhideWhenUsed="1"/>
+    <w:lsdException w:name="Smart Hyperlink" w:semiHidden="1" w:unhideWhenUsed="1"/>
+    <w:lsdException w:name="Hashtag" w:semiHidden="1" w:unhideWhenUsed="1"/>
+    <w:lsdException w:name="Unresolved Mention" w:semiHidden="1" w:unhideWhenUsed="1"/>
+    <w:lsdException w:name="Smart Link" w:semiHidden="1" w:unhideWhenUsed="1"/>
   </w:latentStyles>
   <w:style w:type="paragraph" w:default="1" w:styleId="Normal">
     <w:name w:val="Normal"/>
     <w:qFormat/>
+    <w:pPr>
+      <w:spacing w:after="160" w:line="259" w:lineRule="auto"/>
+    </w:pPr>
+    <w:rPr>
+      <w:sz w:val="22"/>
+      <w:szCs w:val="22"/>
+    </w:rPr>
   </w:style>
   <w:style w:type="character" w:default="1" w:styleId="DefaultParagraphFont">
     <w:name w:val="Default Paragraph Font"/>
@@ -483,7 +790,7 @@
     </a:clrScheme>
     <a:fontScheme name="Office">
       <a:majorFont>
-        <a:latin typeface="Calibri Light" panose="020F0302020204030204"/>
+        <a:latin typeface="Calibri Light"/>
         <a:ea typeface=""/>
         <a:cs typeface=""/>
         <a:font script="Jpan" typeface="ＭＳ ゴシック"/>
@@ -518,7 +825,7 @@
         <a:font script="Geor" typeface="Sylfaen"/>
       </a:majorFont>
       <a:minorFont>
-        <a:latin typeface="Calibri" panose="020F0502020204030204"/>
+        <a:latin typeface="Calibri"/>
         <a:ea typeface=""/>
         <a:cs typeface=""/>
         <a:font script="Jpan" typeface="ＭＳ 明朝"/>
@@ -693,10 +1000,5 @@
   </a:themeElements>
   <a:objectDefaults/>
   <a:extraClrSchemeLst/>
-  <a:extLst>
-    <a:ext uri="{05A4C25C-085E-4340-85A3-A5531E510DB2}">
-      <thm15:themeFamily xmlns:thm15="http://schemas.microsoft.com/office/thememl/2012/main" name="Office Theme" id="{62F939B6-93AF-4DB8-9C6B-D6C7DFDC589F}" vid="{4A3C46E8-61CC-4603-A589-7422A47A8E4A}"/>
-    </a:ext>
-  </a:extLst>
 </a:theme>
 </file>